--- a/answers.docx
+++ b/answers.docx
@@ -7,7 +7,7 @@
         <w:pStyle w:val="Heading1"/>
       </w:pPr>
       <w:r>
-        <w:t>Дата: 28.03.2026</w:t>
+        <w:t>Дата: 02.04.2026</w:t>
       </w:r>
     </w:p>
     <w:p>
@@ -17,2002 +17,102 @@
     </w:p>
     <w:p>
       <w:r>
-        <w:t>1) 28 _____</w:t>
+        <w:t>1) 5 _____</w:t>
       </w:r>
     </w:p>
     <w:p>
       <w:r>
-        <w:t>2) 70 _____</w:t>
+        <w:t>2) 22 _____</w:t>
       </w:r>
     </w:p>
     <w:p>
       <w:r>
-        <w:t>3) 72 _____</w:t>
+        <w:t>3) 54 _____</w:t>
       </w:r>
     </w:p>
     <w:p>
       <w:r>
-        <w:t>4) 50 _____</w:t>
+        <w:t>4) 22 _____</w:t>
       </w:r>
     </w:p>
     <w:p>
       <w:r>
-        <w:t>5) 4 _____</w:t>
+        <w:t>5) 71 _____</w:t>
       </w:r>
     </w:p>
     <w:p>
       <w:r>
-        <w:t>6) 5 _____</w:t>
+        <w:t>6) -14 _____</w:t>
       </w:r>
     </w:p>
     <w:p>
       <w:r>
-        <w:t>7) 7 _____</w:t>
+        <w:t>7) 38 _____</w:t>
       </w:r>
     </w:p>
     <w:p>
       <w:r>
-        <w:t>8) 40 _____</w:t>
+        <w:t>8) 30 _____</w:t>
       </w:r>
     </w:p>
     <w:p>
       <w:r>
-        <w:t>9) 9 _____</w:t>
+        <w:t>9) -9 _____</w:t>
       </w:r>
     </w:p>
     <w:p>
       <w:r>
-        <w:t>10) 28 _____</w:t>
+        <w:t>10) 51 _____</w:t>
       </w:r>
     </w:p>
     <w:p>
       <w:r>
-        <w:t>11) 7 _____</w:t>
+        <w:t>11) 0 _____</w:t>
       </w:r>
     </w:p>
     <w:p>
       <w:r>
-        <w:t>12) 63 _____</w:t>
+        <w:t>12) 15 _____</w:t>
       </w:r>
     </w:p>
     <w:p>
       <w:r>
-        <w:t>13) 48 _____</w:t>
+        <w:t>13) 112 _____</w:t>
       </w:r>
     </w:p>
     <w:p>
       <w:r>
-        <w:t>14) 10 _____</w:t>
+        <w:t>14) 19 _____</w:t>
       </w:r>
     </w:p>
     <w:p>
       <w:r>
-        <w:t>15) 49 _____</w:t>
+        <w:t>15) -5 _____</w:t>
       </w:r>
     </w:p>
     <w:p>
       <w:r>
-        <w:t>16) 7 _____</w:t>
+        <w:t>16) -31 _____</w:t>
       </w:r>
     </w:p>
     <w:p>
       <w:r>
-        <w:t>17) 5 _____</w:t>
+        <w:t>17) -40 _____</w:t>
       </w:r>
     </w:p>
     <w:p>
       <w:r>
-        <w:t>18) 24 _____</w:t>
+        <w:t>18) -36 _____</w:t>
       </w:r>
     </w:p>
     <w:p>
       <w:r>
-        <w:t>19) 63 _____</w:t>
+        <w:t>19) -51 _____</w:t>
       </w:r>
     </w:p>
     <w:p>
       <w:r>
-        <w:t>20) 6 _____</w:t>
-      </w:r>
-    </w:p>
-    <w:p>
-      <w:r>
-        <w:t>21) 6 _____</w:t>
-      </w:r>
-    </w:p>
-    <w:p>
-      <w:r>
-        <w:t>22) 21 _____</w:t>
-      </w:r>
-    </w:p>
-    <w:p>
-      <w:r>
-        <w:t>23) 8 _____</w:t>
-      </w:r>
-    </w:p>
-    <w:p>
-      <w:r>
-        <w:t>24) 5 _____</w:t>
-      </w:r>
-    </w:p>
-    <w:p>
-      <w:r>
-        <w:t>25) 18 _____</w:t>
-      </w:r>
-    </w:p>
-    <w:p>
-      <w:r>
-        <w:t>26) 2 _____</w:t>
-      </w:r>
-    </w:p>
-    <w:p>
-      <w:r>
-        <w:t>27) 10 _____</w:t>
-      </w:r>
-    </w:p>
-    <w:p>
-      <w:r>
-        <w:t>28) 16 _____</w:t>
-      </w:r>
-    </w:p>
-    <w:p>
-      <w:r>
-        <w:t>29) 35 _____</w:t>
-      </w:r>
-    </w:p>
-    <w:p>
-      <w:r>
-        <w:t>30) 70 _____</w:t>
-      </w:r>
-    </w:p>
-    <w:p>
-      <w:r>
-        <w:t>31) 12 _____</w:t>
-      </w:r>
-    </w:p>
-    <w:p>
-      <w:r>
-        <w:t>32) 9 _____</w:t>
-      </w:r>
-    </w:p>
-    <w:p>
-      <w:r>
-        <w:t>33) 30 _____</w:t>
-      </w:r>
-    </w:p>
-    <w:p>
-      <w:r>
-        <w:t>34) 21 _____</w:t>
-      </w:r>
-    </w:p>
-    <w:p>
-      <w:r>
-        <w:t>35) 4 _____</w:t>
-      </w:r>
-    </w:p>
-    <w:p>
-      <w:r>
-        <w:t>36) 7 _____</w:t>
-      </w:r>
-    </w:p>
-    <w:p>
-      <w:r>
-        <w:t>37) 30 _____</w:t>
-      </w:r>
-    </w:p>
-    <w:p>
-      <w:r>
-        <w:t>38) 15 _____</w:t>
-      </w:r>
-    </w:p>
-    <w:p>
-      <w:r>
-        <w:t>39) 90 _____</w:t>
-      </w:r>
-    </w:p>
-    <w:p>
-      <w:r>
-        <w:t>40) 12 _____</w:t>
-      </w:r>
-    </w:p>
-    <w:p>
-      <w:r>
-        <w:t>41) 24 _____</w:t>
-      </w:r>
-    </w:p>
-    <w:p>
-      <w:r>
-        <w:t>42) 20 _____</w:t>
-      </w:r>
-    </w:p>
-    <w:p>
-      <w:r>
-        <w:t>43) 40 _____</w:t>
-      </w:r>
-    </w:p>
-    <w:p>
-      <w:r>
-        <w:t>44) 6 _____</w:t>
-      </w:r>
-    </w:p>
-    <w:p>
-      <w:r>
-        <w:t>45) 100 _____</w:t>
-      </w:r>
-    </w:p>
-    <w:p>
-      <w:r>
-        <w:t>46) 40 _____</w:t>
-      </w:r>
-    </w:p>
-    <w:p>
-      <w:r>
-        <w:t>47) 100 _____</w:t>
-      </w:r>
-    </w:p>
-    <w:p>
-      <w:r>
-        <w:t>48) 63 _____</w:t>
-      </w:r>
-    </w:p>
-    <w:p>
-      <w:r>
-        <w:t>49) 70 _____</w:t>
-      </w:r>
-    </w:p>
-    <w:p>
-      <w:r>
-        <w:t>50) 18 _____</w:t>
-      </w:r>
-    </w:p>
-    <w:p>
-      <w:r>
-        <w:t>51) 9 _____</w:t>
-      </w:r>
-    </w:p>
-    <w:p>
-      <w:r>
-        <w:t>52) 4 _____</w:t>
-      </w:r>
-    </w:p>
-    <w:p>
-      <w:r>
-        <w:t>53) 90 _____</w:t>
-      </w:r>
-    </w:p>
-    <w:p>
-      <w:r>
-        <w:t>54) 80 _____</w:t>
-      </w:r>
-    </w:p>
-    <w:p>
-      <w:r>
-        <w:t>55) 14 _____</w:t>
-      </w:r>
-    </w:p>
-    <w:p>
-      <w:r>
-        <w:t>56) 40 _____</w:t>
-      </w:r>
-    </w:p>
-    <w:p>
-      <w:r>
-        <w:t>57) 49 _____</w:t>
-      </w:r>
-    </w:p>
-    <w:p>
-      <w:r>
-        <w:t>58) 18 _____</w:t>
-      </w:r>
-    </w:p>
-    <w:p>
-      <w:r>
-        <w:t>59) 18 _____</w:t>
-      </w:r>
-    </w:p>
-    <w:p>
-      <w:r>
-        <w:t>60) 10 _____</w:t>
-      </w:r>
-    </w:p>
-    <w:p>
-      <w:r>
-        <w:t>61) 40 _____</w:t>
-      </w:r>
-    </w:p>
-    <w:p>
-      <w:r>
-        <w:t>62) 30 _____</w:t>
-      </w:r>
-    </w:p>
-    <w:p>
-      <w:r>
-        <w:t>63) 49 _____</w:t>
-      </w:r>
-    </w:p>
-    <w:p>
-      <w:r>
-        <w:t>64) 9 _____</w:t>
-      </w:r>
-    </w:p>
-    <w:p>
-      <w:r>
-        <w:t>65) 30 _____</w:t>
-      </w:r>
-    </w:p>
-    <w:p>
-      <w:r>
-        <w:t>66) 10 _____</w:t>
-      </w:r>
-    </w:p>
-    <w:p>
-      <w:r>
-        <w:t>67) 40 _____</w:t>
-      </w:r>
-    </w:p>
-    <w:p>
-      <w:r>
-        <w:t>68) 21 _____</w:t>
-      </w:r>
-    </w:p>
-    <w:p>
-      <w:r>
-        <w:t>69) 100 _____</w:t>
-      </w:r>
-    </w:p>
-    <w:p>
-      <w:r>
-        <w:t>70) 10 _____</w:t>
-      </w:r>
-    </w:p>
-    <w:p>
-      <w:r>
-        <w:t>71) 6 _____</w:t>
-      </w:r>
-    </w:p>
-    <w:p>
-      <w:r>
-        <w:t>72) 70 _____</w:t>
-      </w:r>
-    </w:p>
-    <w:p>
-      <w:r>
-        <w:t>73) 20 _____</w:t>
-      </w:r>
-    </w:p>
-    <w:p>
-      <w:r>
-        <w:t>74) 16 _____</w:t>
-      </w:r>
-    </w:p>
-    <w:p>
-      <w:r>
-        <w:t>75) 6 _____</w:t>
-      </w:r>
-    </w:p>
-    <w:p>
-      <w:r>
-        <w:t>76) 12 _____</w:t>
-      </w:r>
-    </w:p>
-    <w:p>
-      <w:r>
-        <w:t>77) 56 _____</w:t>
-      </w:r>
-    </w:p>
-    <w:p>
-      <w:r>
-        <w:t>78) 3 _____</w:t>
-      </w:r>
-    </w:p>
-    <w:p>
-      <w:r>
-        <w:t>79) 9 _____</w:t>
-      </w:r>
-    </w:p>
-    <w:p>
-      <w:r>
-        <w:t>80) 27 _____</w:t>
-      </w:r>
-    </w:p>
-    <w:p>
-      <w:r>
-        <w:t>81) 2 _____</w:t>
-      </w:r>
-    </w:p>
-    <w:p>
-      <w:r>
-        <w:t>82) 6 _____</w:t>
-      </w:r>
-    </w:p>
-    <w:p>
-      <w:r>
-        <w:t>83) 40 _____</w:t>
-      </w:r>
-    </w:p>
-    <w:p>
-      <w:r>
-        <w:t>84) 16 _____</w:t>
-      </w:r>
-    </w:p>
-    <w:p>
-      <w:r>
-        <w:t>85) 54 _____</w:t>
-      </w:r>
-    </w:p>
-    <w:p>
-      <w:r>
-        <w:t>86) 72 _____</w:t>
-      </w:r>
-    </w:p>
-    <w:p>
-      <w:r>
-        <w:t>87) 80 _____</w:t>
-      </w:r>
-    </w:p>
-    <w:p>
-      <w:r>
-        <w:t>88) 36 _____</w:t>
-      </w:r>
-    </w:p>
-    <w:p>
-      <w:r>
-        <w:t>89) 2 _____</w:t>
-      </w:r>
-    </w:p>
-    <w:p>
-      <w:r>
-        <w:t>90) 40 _____</w:t>
-      </w:r>
-    </w:p>
-    <w:p>
-      <w:r>
-        <w:t>91) 63 _____</w:t>
-      </w:r>
-    </w:p>
-    <w:p>
-      <w:r>
-        <w:t>92) 30 _____</w:t>
-      </w:r>
-    </w:p>
-    <w:p>
-      <w:r>
-        <w:t>93) 10 _____</w:t>
-      </w:r>
-    </w:p>
-    <w:p>
-      <w:r>
-        <w:t>94) 6 _____</w:t>
-      </w:r>
-    </w:p>
-    <w:p>
-      <w:r>
-        <w:t>95) 10 _____</w:t>
-      </w:r>
-    </w:p>
-    <w:p>
-      <w:r>
-        <w:t>96) 4 _____</w:t>
-      </w:r>
-    </w:p>
-    <w:p>
-      <w:r>
-        <w:t>97) 54 _____</w:t>
-      </w:r>
-    </w:p>
-    <w:p>
-      <w:r>
-        <w:t>98) 4 _____</w:t>
-      </w:r>
-    </w:p>
-    <w:p>
-      <w:r>
-        <w:t>99) 9 _____</w:t>
-      </w:r>
-    </w:p>
-    <w:p>
-      <w:r>
-        <w:t>100) 12 _____</w:t>
-      </w:r>
-    </w:p>
-    <w:p>
-      <w:r>
-        <w:t>101) 25 _____</w:t>
-      </w:r>
-    </w:p>
-    <w:p>
-      <w:r>
-        <w:t>102) 18 _____</w:t>
-      </w:r>
-    </w:p>
-    <w:p>
-      <w:r>
-        <w:t>103) 16 _____</w:t>
-      </w:r>
-    </w:p>
-    <w:p>
-      <w:r>
-        <w:t>104) 24 _____</w:t>
-      </w:r>
-    </w:p>
-    <w:p>
-      <w:r>
-        <w:t>105) 70 _____</w:t>
-      </w:r>
-    </w:p>
-    <w:p>
-      <w:r>
-        <w:t>106) 60 _____</w:t>
-      </w:r>
-    </w:p>
-    <w:p>
-      <w:r>
-        <w:t>107) 32 _____</w:t>
-      </w:r>
-    </w:p>
-    <w:p>
-      <w:r>
-        <w:t>108) 18 _____</w:t>
-      </w:r>
-    </w:p>
-    <w:p>
-      <w:r>
-        <w:t>109) 6 _____</w:t>
-      </w:r>
-    </w:p>
-    <w:p>
-      <w:r>
-        <w:t>110) 12 _____</w:t>
-      </w:r>
-    </w:p>
-    <w:p>
-      <w:r>
-        <w:t>111) 4 _____</w:t>
-      </w:r>
-    </w:p>
-    <w:p>
-      <w:r>
-        <w:t>112) 64 _____</w:t>
-      </w:r>
-    </w:p>
-    <w:p>
-      <w:r>
-        <w:t>113) 20 _____</w:t>
-      </w:r>
-    </w:p>
-    <w:p>
-      <w:r>
-        <w:t>114) 50 _____</w:t>
-      </w:r>
-    </w:p>
-    <w:p>
-      <w:r>
-        <w:t>115) 6 _____</w:t>
-      </w:r>
-    </w:p>
-    <w:p>
-      <w:r>
-        <w:t>116) 20 _____</w:t>
-      </w:r>
-    </w:p>
-    <w:p>
-      <w:r>
-        <w:t>117) 25 _____</w:t>
-      </w:r>
-    </w:p>
-    <w:p>
-      <w:r>
-        <w:t>118) 72 _____</w:t>
-      </w:r>
-    </w:p>
-    <w:p>
-      <w:r>
-        <w:t>119) 9 _____</w:t>
-      </w:r>
-    </w:p>
-    <w:p>
-      <w:r>
-        <w:t>120) 5 _____</w:t>
-      </w:r>
-    </w:p>
-    <w:p>
-      <w:r>
-        <w:t>121) 40 _____</w:t>
-      </w:r>
-    </w:p>
-    <w:p>
-      <w:r>
-        <w:t>122) 72 _____</w:t>
-      </w:r>
-    </w:p>
-    <w:p>
-      <w:r>
-        <w:t>123) 6 _____</w:t>
-      </w:r>
-    </w:p>
-    <w:p>
-      <w:r>
-        <w:t>124) 48 _____</w:t>
-      </w:r>
-    </w:p>
-    <w:p>
-      <w:r>
-        <w:t>125) 90 _____</w:t>
-      </w:r>
-    </w:p>
-    <w:p>
-      <w:r>
-        <w:t>126) 8 _____</w:t>
-      </w:r>
-    </w:p>
-    <w:p>
-      <w:r>
-        <w:t>127) 28 _____</w:t>
-      </w:r>
-    </w:p>
-    <w:p>
-      <w:r>
-        <w:t>128) 9 _____</w:t>
-      </w:r>
-    </w:p>
-    <w:p>
-      <w:r>
-        <w:t>129) 36 _____</w:t>
-      </w:r>
-    </w:p>
-    <w:p>
-      <w:r>
-        <w:t>130) 9 _____</w:t>
-      </w:r>
-    </w:p>
-    <w:p>
-      <w:r>
-        <w:t>131) 28 _____</w:t>
-      </w:r>
-    </w:p>
-    <w:p>
-      <w:r>
-        <w:t>132) 30 _____</w:t>
-      </w:r>
-    </w:p>
-    <w:p>
-      <w:r>
-        <w:t>133) 36 _____</w:t>
-      </w:r>
-    </w:p>
-    <w:p>
-      <w:r>
-        <w:t>134) 63 _____</w:t>
-      </w:r>
-    </w:p>
-    <w:p>
-      <w:r>
-        <w:t>135) 30 _____</w:t>
-      </w:r>
-    </w:p>
-    <w:p>
-      <w:r>
-        <w:t>136) 10 _____</w:t>
-      </w:r>
-    </w:p>
-    <w:p>
-      <w:r>
-        <w:t>137) 40 _____</w:t>
-      </w:r>
-    </w:p>
-    <w:p>
-      <w:r>
-        <w:t>138) 14 _____</w:t>
-      </w:r>
-    </w:p>
-    <w:p>
-      <w:r>
-        <w:t>139) 72 _____</w:t>
-      </w:r>
-    </w:p>
-    <w:p>
-      <w:r>
-        <w:t>140) 6 _____</w:t>
-      </w:r>
-    </w:p>
-    <w:p>
-      <w:r>
-        <w:t>141) 2 _____</w:t>
-      </w:r>
-    </w:p>
-    <w:p>
-      <w:r>
-        <w:t>142) 72 _____</w:t>
-      </w:r>
-    </w:p>
-    <w:p>
-      <w:r>
-        <w:t>143) 2 _____</w:t>
-      </w:r>
-    </w:p>
-    <w:p>
-      <w:r>
-        <w:t>144) 8 _____</w:t>
-      </w:r>
-    </w:p>
-    <w:p>
-      <w:r>
-        <w:t>145) 9 _____</w:t>
-      </w:r>
-    </w:p>
-    <w:p>
-      <w:r>
-        <w:t>146) 56 _____</w:t>
-      </w:r>
-    </w:p>
-    <w:p>
-      <w:r>
-        <w:t>147) 54 _____</w:t>
-      </w:r>
-    </w:p>
-    <w:p>
-      <w:r>
-        <w:t>148) 40 _____</w:t>
-      </w:r>
-    </w:p>
-    <w:p>
-      <w:r>
-        <w:t>149) 40 _____</w:t>
-      </w:r>
-    </w:p>
-    <w:p>
-      <w:r>
-        <w:t>150) 28 _____</w:t>
-      </w:r>
-    </w:p>
-    <w:p>
-      <w:r>
-        <w:t>151) 63 _____</w:t>
-      </w:r>
-    </w:p>
-    <w:p>
-      <w:r>
-        <w:t>152) 9 _____</w:t>
-      </w:r>
-    </w:p>
-    <w:p>
-      <w:r>
-        <w:t>153) 54 _____</w:t>
-      </w:r>
-    </w:p>
-    <w:p>
-      <w:r>
-        <w:t>154) 24 _____</w:t>
-      </w:r>
-    </w:p>
-    <w:p>
-      <w:r>
-        <w:t>155) 8 _____</w:t>
-      </w:r>
-    </w:p>
-    <w:p>
-      <w:r>
-        <w:t>156) 12 _____</w:t>
-      </w:r>
-    </w:p>
-    <w:p>
-      <w:r>
-        <w:t>157) 56 _____</w:t>
-      </w:r>
-    </w:p>
-    <w:p>
-      <w:r>
-        <w:t>158) 42 _____</w:t>
-      </w:r>
-    </w:p>
-    <w:p>
-      <w:r>
-        <w:t>159) 70 _____</w:t>
-      </w:r>
-    </w:p>
-    <w:p>
-      <w:r>
-        <w:t>160) 6 _____</w:t>
-      </w:r>
-    </w:p>
-    <w:p>
-      <w:r>
-        <w:t>161) 14 _____</w:t>
-      </w:r>
-    </w:p>
-    <w:p>
-      <w:r>
-        <w:t>162) 4 _____</w:t>
-      </w:r>
-    </w:p>
-    <w:p>
-      <w:r>
-        <w:t>163) 81 _____</w:t>
-      </w:r>
-    </w:p>
-    <w:p>
-      <w:r>
-        <w:t>164) 5 _____</w:t>
-      </w:r>
-    </w:p>
-    <w:p>
-      <w:r>
-        <w:t>165) 12 _____</w:t>
-      </w:r>
-    </w:p>
-    <w:p>
-      <w:r>
-        <w:t>166) 7 _____</w:t>
-      </w:r>
-    </w:p>
-    <w:p>
-      <w:r>
-        <w:t>167) 36 _____</w:t>
-      </w:r>
-    </w:p>
-    <w:p>
-      <w:r>
-        <w:t>168) 28 _____</w:t>
-      </w:r>
-    </w:p>
-    <w:p>
-      <w:r>
-        <w:t>169) 100 _____</w:t>
-      </w:r>
-    </w:p>
-    <w:p>
-      <w:r>
-        <w:t>170) 18 _____</w:t>
-      </w:r>
-    </w:p>
-    <w:p>
-      <w:r>
-        <w:t>171) 18 _____</w:t>
-      </w:r>
-    </w:p>
-    <w:p>
-      <w:r>
-        <w:t>172) 7 _____</w:t>
-      </w:r>
-    </w:p>
-    <w:p>
-      <w:r>
-        <w:t>173) 12 _____</w:t>
-      </w:r>
-    </w:p>
-    <w:p>
-      <w:r>
-        <w:t>174) 6 _____</w:t>
-      </w:r>
-    </w:p>
-    <w:p>
-      <w:r>
-        <w:t>175) 28 _____</w:t>
-      </w:r>
-    </w:p>
-    <w:p>
-      <w:r>
-        <w:t>176) 8 _____</w:t>
-      </w:r>
-    </w:p>
-    <w:p>
-      <w:r>
-        <w:t>177) 30 _____</w:t>
-      </w:r>
-    </w:p>
-    <w:p>
-      <w:r>
-        <w:t>178) 72 _____</w:t>
-      </w:r>
-    </w:p>
-    <w:p>
-      <w:r>
-        <w:t>179) 80 _____</w:t>
-      </w:r>
-    </w:p>
-    <w:p>
-      <w:r>
-        <w:t>180) 42 _____</w:t>
-      </w:r>
-    </w:p>
-    <w:p>
-      <w:r>
-        <w:t>181) 16 _____</w:t>
-      </w:r>
-    </w:p>
-    <w:p>
-      <w:r>
-        <w:t>182) 32 _____</w:t>
-      </w:r>
-    </w:p>
-    <w:p>
-      <w:r>
-        <w:t>183) 3 _____</w:t>
-      </w:r>
-    </w:p>
-    <w:p>
-      <w:r>
-        <w:t>184) 30 _____</w:t>
-      </w:r>
-    </w:p>
-    <w:p>
-      <w:r>
-        <w:t>185) 54 _____</w:t>
-      </w:r>
-    </w:p>
-    <w:p>
-      <w:r>
-        <w:t>186) 70 _____</w:t>
-      </w:r>
-    </w:p>
-    <w:p>
-      <w:r>
-        <w:t>187) 12 _____</w:t>
-      </w:r>
-    </w:p>
-    <w:p>
-      <w:r>
-        <w:t>188) 30 _____</w:t>
-      </w:r>
-    </w:p>
-    <w:p>
-      <w:r>
-        <w:t>189) 30 _____</w:t>
-      </w:r>
-    </w:p>
-    <w:p>
-      <w:r>
-        <w:t>190) 24 _____</w:t>
-      </w:r>
-    </w:p>
-    <w:p>
-      <w:r>
-        <w:t>191) 100 _____</w:t>
-      </w:r>
-    </w:p>
-    <w:p>
-      <w:r>
-        <w:t>192) 9 _____</w:t>
-      </w:r>
-    </w:p>
-    <w:p>
-      <w:r>
-        <w:t>193) 30 _____</w:t>
-      </w:r>
-    </w:p>
-    <w:p>
-      <w:r>
-        <w:t>194) 36 _____</w:t>
-      </w:r>
-    </w:p>
-    <w:p>
-      <w:r>
-        <w:t>195) 5 _____</w:t>
-      </w:r>
-    </w:p>
-    <w:p>
-      <w:r>
-        <w:t>196) 50 _____</w:t>
-      </w:r>
-    </w:p>
-    <w:p>
-      <w:r>
-        <w:t>197) 27 _____</w:t>
-      </w:r>
-    </w:p>
-    <w:p>
-      <w:r>
-        <w:t>198) 8 _____</w:t>
-      </w:r>
-    </w:p>
-    <w:p>
-      <w:r>
-        <w:t>199) 54 _____</w:t>
-      </w:r>
-    </w:p>
-    <w:p>
-      <w:r>
-        <w:t>200) 4 _____</w:t>
-      </w:r>
-    </w:p>
-    <w:p>
-      <w:r>
-        <w:t>201) 80 _____</w:t>
-      </w:r>
-    </w:p>
-    <w:p>
-      <w:r>
-        <w:t>202) 10 _____</w:t>
-      </w:r>
-    </w:p>
-    <w:p>
-      <w:r>
-        <w:t>203) 14 _____</w:t>
-      </w:r>
-    </w:p>
-    <w:p>
-      <w:r>
-        <w:t>204) 16 _____</w:t>
-      </w:r>
-    </w:p>
-    <w:p>
-      <w:r>
-        <w:t>205) 72 _____</w:t>
-      </w:r>
-    </w:p>
-    <w:p>
-      <w:r>
-        <w:t>206) 24 _____</w:t>
-      </w:r>
-    </w:p>
-    <w:p>
-      <w:r>
-        <w:t>207) 35 _____</w:t>
-      </w:r>
-    </w:p>
-    <w:p>
-      <w:r>
-        <w:t>208) 72 _____</w:t>
-      </w:r>
-    </w:p>
-    <w:p>
-      <w:r>
-        <w:t>209) 40 _____</w:t>
-      </w:r>
-    </w:p>
-    <w:p>
-      <w:r>
-        <w:t>210) 45 _____</w:t>
-      </w:r>
-    </w:p>
-    <w:p>
-      <w:r>
-        <w:t>211) 48 _____</w:t>
-      </w:r>
-    </w:p>
-    <w:p>
-      <w:r>
-        <w:t>212) 42 _____</w:t>
-      </w:r>
-    </w:p>
-    <w:p>
-      <w:r>
-        <w:t>213) 63 _____</w:t>
-      </w:r>
-    </w:p>
-    <w:p>
-      <w:r>
-        <w:t>214) 24 _____</w:t>
-      </w:r>
-    </w:p>
-    <w:p>
-      <w:r>
-        <w:t>215) 48 _____</w:t>
-      </w:r>
-    </w:p>
-    <w:p>
-      <w:r>
-        <w:t>216) 56 _____</w:t>
-      </w:r>
-    </w:p>
-    <w:p>
-      <w:r>
-        <w:t>217) 24 _____</w:t>
-      </w:r>
-    </w:p>
-    <w:p>
-      <w:r>
-        <w:t>218) 35 _____</w:t>
-      </w:r>
-    </w:p>
-    <w:p>
-      <w:r>
-        <w:t>219) 2 _____</w:t>
-      </w:r>
-    </w:p>
-    <w:p>
-      <w:r>
-        <w:t>220) 36 _____</w:t>
-      </w:r>
-    </w:p>
-    <w:p>
-      <w:r>
-        <w:t>221) 45 _____</w:t>
-      </w:r>
-    </w:p>
-    <w:p>
-      <w:r>
-        <w:t>222) 28 _____</w:t>
-      </w:r>
-    </w:p>
-    <w:p>
-      <w:r>
-        <w:t>223) 36 _____</w:t>
-      </w:r>
-    </w:p>
-    <w:p>
-      <w:r>
-        <w:t>224) 45 _____</w:t>
-      </w:r>
-    </w:p>
-    <w:p>
-      <w:r>
-        <w:t>225) 81 _____</w:t>
-      </w:r>
-    </w:p>
-    <w:p>
-      <w:r>
-        <w:t>226) 18 _____</w:t>
-      </w:r>
-    </w:p>
-    <w:p>
-      <w:r>
-        <w:t>227) 24 _____</w:t>
-      </w:r>
-    </w:p>
-    <w:p>
-      <w:r>
-        <w:t>228) 35 _____</w:t>
-      </w:r>
-    </w:p>
-    <w:p>
-      <w:r>
-        <w:t>229) 12 _____</w:t>
-      </w:r>
-    </w:p>
-    <w:p>
-      <w:r>
-        <w:t>230) 81 _____</w:t>
-      </w:r>
-    </w:p>
-    <w:p>
-      <w:r>
-        <w:t>231) 21 _____</w:t>
-      </w:r>
-    </w:p>
-    <w:p>
-      <w:r>
-        <w:t>232) 48 _____</w:t>
-      </w:r>
-    </w:p>
-    <w:p>
-      <w:r>
-        <w:t>233) 18 _____</w:t>
-      </w:r>
-    </w:p>
-    <w:p>
-      <w:r>
-        <w:t>234) 24 _____</w:t>
-      </w:r>
-    </w:p>
-    <w:p>
-      <w:r>
-        <w:t>235) 16 _____</w:t>
-      </w:r>
-    </w:p>
-    <w:p>
-      <w:r>
-        <w:t>236) 42 _____</w:t>
-      </w:r>
-    </w:p>
-    <w:p>
-      <w:r>
-        <w:t>237) 36 _____</w:t>
-      </w:r>
-    </w:p>
-    <w:p>
-      <w:r>
-        <w:t>238) 10 _____</w:t>
-      </w:r>
-    </w:p>
-    <w:p>
-      <w:r>
-        <w:t>239) 10 _____</w:t>
-      </w:r>
-    </w:p>
-    <w:p>
-      <w:r>
-        <w:t>240) 12 _____</w:t>
-      </w:r>
-    </w:p>
-    <w:p>
-      <w:r>
-        <w:t>241) 2 _____</w:t>
-      </w:r>
-    </w:p>
-    <w:p>
-      <w:r>
-        <w:t>242) 64 _____</w:t>
-      </w:r>
-    </w:p>
-    <w:p>
-      <w:r>
-        <w:t>243) 64 _____</w:t>
-      </w:r>
-    </w:p>
-    <w:p>
-      <w:r>
-        <w:t>244) 30 _____</w:t>
-      </w:r>
-    </w:p>
-    <w:p>
-      <w:r>
-        <w:t>245) 16 _____</w:t>
-      </w:r>
-    </w:p>
-    <w:p>
-      <w:r>
-        <w:t>246) 40 _____</w:t>
-      </w:r>
-    </w:p>
-    <w:p>
-      <w:r>
-        <w:t>247) 9 _____</w:t>
-      </w:r>
-    </w:p>
-    <w:p>
-      <w:r>
-        <w:t>248) 21 _____</w:t>
-      </w:r>
-    </w:p>
-    <w:p>
-      <w:r>
-        <w:t>249) 9 _____</w:t>
-      </w:r>
-    </w:p>
-    <w:p>
-      <w:r>
-        <w:t>250) 28 _____</w:t>
-      </w:r>
-    </w:p>
-    <w:p>
-      <w:r>
-        <w:t>251) 63 _____</w:t>
-      </w:r>
-    </w:p>
-    <w:p>
-      <w:r>
-        <w:t>252) 7 _____</w:t>
-      </w:r>
-    </w:p>
-    <w:p>
-      <w:r>
-        <w:t>253) 35 _____</w:t>
-      </w:r>
-    </w:p>
-    <w:p>
-      <w:r>
-        <w:t>254) 32 _____</w:t>
-      </w:r>
-    </w:p>
-    <w:p>
-      <w:r>
-        <w:t>255) 18 _____</w:t>
-      </w:r>
-    </w:p>
-    <w:p>
-      <w:r>
-        <w:t>256) 20 _____</w:t>
-      </w:r>
-    </w:p>
-    <w:p>
-      <w:r>
-        <w:t>257) 63 _____</w:t>
-      </w:r>
-    </w:p>
-    <w:p>
-      <w:r>
-        <w:t>258) 50 _____</w:t>
-      </w:r>
-    </w:p>
-    <w:p>
-      <w:r>
-        <w:t>259) 12 _____</w:t>
-      </w:r>
-    </w:p>
-    <w:p>
-      <w:r>
-        <w:t>260) 24 _____</w:t>
-      </w:r>
-    </w:p>
-    <w:p>
-      <w:r>
-        <w:t>261) 6 _____</w:t>
-      </w:r>
-    </w:p>
-    <w:p>
-      <w:r>
-        <w:t>262) 4 _____</w:t>
-      </w:r>
-    </w:p>
-    <w:p>
-      <w:r>
-        <w:t>263) 2 _____</w:t>
-      </w:r>
-    </w:p>
-    <w:p>
-      <w:r>
-        <w:t>264) 3 _____</w:t>
-      </w:r>
-    </w:p>
-    <w:p>
-      <w:r>
-        <w:t>265) 30 _____</w:t>
-      </w:r>
-    </w:p>
-    <w:p>
-      <w:r>
-        <w:t>266) 8 _____</w:t>
-      </w:r>
-    </w:p>
-    <w:p>
-      <w:r>
-        <w:t>267) 6 _____</w:t>
-      </w:r>
-    </w:p>
-    <w:p>
-      <w:r>
-        <w:t>268) 20 _____</w:t>
-      </w:r>
-    </w:p>
-    <w:p>
-      <w:r>
-        <w:t>269) 4 _____</w:t>
-      </w:r>
-    </w:p>
-    <w:p>
-      <w:r>
-        <w:t>270) 36 _____</w:t>
-      </w:r>
-    </w:p>
-    <w:p>
-      <w:r>
-        <w:t>271) 18 _____</w:t>
-      </w:r>
-    </w:p>
-    <w:p>
-      <w:r>
-        <w:t>272) 21 _____</w:t>
-      </w:r>
-    </w:p>
-    <w:p>
-      <w:r>
-        <w:t>273) 4 _____</w:t>
-      </w:r>
-    </w:p>
-    <w:p>
-      <w:r>
-        <w:t>274) 64 _____</w:t>
-      </w:r>
-    </w:p>
-    <w:p>
-      <w:r>
-        <w:t>275) 50 _____</w:t>
-      </w:r>
-    </w:p>
-    <w:p>
-      <w:r>
-        <w:t>276) 35 _____</w:t>
-      </w:r>
-    </w:p>
-    <w:p>
-      <w:r>
-        <w:t>277) 4 _____</w:t>
-      </w:r>
-    </w:p>
-    <w:p>
-      <w:r>
-        <w:t>278) 30 _____</w:t>
-      </w:r>
-    </w:p>
-    <w:p>
-      <w:r>
-        <w:t>279) 80 _____</w:t>
-      </w:r>
-    </w:p>
-    <w:p>
-      <w:r>
-        <w:t>280) 42 _____</w:t>
-      </w:r>
-    </w:p>
-    <w:p>
-      <w:r>
-        <w:t>281) 12 _____</w:t>
-      </w:r>
-    </w:p>
-    <w:p>
-      <w:r>
-        <w:t>282) 8 _____</w:t>
-      </w:r>
-    </w:p>
-    <w:p>
-      <w:r>
-        <w:t>283) 50 _____</w:t>
-      </w:r>
-    </w:p>
-    <w:p>
-      <w:r>
-        <w:t>284) 15 _____</w:t>
-      </w:r>
-    </w:p>
-    <w:p>
-      <w:r>
-        <w:t>285) 24 _____</w:t>
-      </w:r>
-    </w:p>
-    <w:p>
-      <w:r>
-        <w:t>286) 81 _____</w:t>
-      </w:r>
-    </w:p>
-    <w:p>
-      <w:r>
-        <w:t>287) 2 _____</w:t>
-      </w:r>
-    </w:p>
-    <w:p>
-      <w:r>
-        <w:t>288) 100 _____</w:t>
-      </w:r>
-    </w:p>
-    <w:p>
-      <w:r>
-        <w:t>289) 18 _____</w:t>
-      </w:r>
-    </w:p>
-    <w:p>
-      <w:r>
-        <w:t>290) 20 _____</w:t>
-      </w:r>
-    </w:p>
-    <w:p>
-      <w:r>
-        <w:t>291) 49 _____</w:t>
-      </w:r>
-    </w:p>
-    <w:p>
-      <w:r>
-        <w:t>292) 2 _____</w:t>
-      </w:r>
-    </w:p>
-    <w:p>
-      <w:r>
-        <w:t>293) 9 _____</w:t>
-      </w:r>
-    </w:p>
-    <w:p>
-      <w:r>
-        <w:t>294) 18 _____</w:t>
-      </w:r>
-    </w:p>
-    <w:p>
-      <w:r>
-        <w:t>295) 35 _____</w:t>
-      </w:r>
-    </w:p>
-    <w:p>
-      <w:r>
-        <w:t>296) 9 _____</w:t>
-      </w:r>
-    </w:p>
-    <w:p>
-      <w:r>
-        <w:t>297) 7 _____</w:t>
-      </w:r>
-    </w:p>
-    <w:p>
-      <w:r>
-        <w:t>298) 36 _____</w:t>
-      </w:r>
-    </w:p>
-    <w:p>
-      <w:r>
-        <w:t>299) 2 _____</w:t>
-      </w:r>
-    </w:p>
-    <w:p>
-      <w:r>
-        <w:t>300) 24 _____</w:t>
-      </w:r>
-    </w:p>
-    <w:p>
-      <w:r>
-        <w:t>301) 18 _____</w:t>
-      </w:r>
-    </w:p>
-    <w:p>
-      <w:r>
-        <w:t>302) 3 _____</w:t>
-      </w:r>
-    </w:p>
-    <w:p>
-      <w:r>
-        <w:t>303) 32 _____</w:t>
-      </w:r>
-    </w:p>
-    <w:p>
-      <w:r>
-        <w:t>304) 12 _____</w:t>
-      </w:r>
-    </w:p>
-    <w:p>
-      <w:r>
-        <w:t>305) 8 _____</w:t>
-      </w:r>
-    </w:p>
-    <w:p>
-      <w:r>
-        <w:t>306) 18 _____</w:t>
-      </w:r>
-    </w:p>
-    <w:p>
-      <w:r>
-        <w:t>307) 35 _____</w:t>
-      </w:r>
-    </w:p>
-    <w:p>
-      <w:r>
-        <w:t>308) 72 _____</w:t>
-      </w:r>
-    </w:p>
-    <w:p>
-      <w:r>
-        <w:t>309) 3 _____</w:t>
-      </w:r>
-    </w:p>
-    <w:p>
-      <w:r>
-        <w:t>310) 20 _____</w:t>
-      </w:r>
-    </w:p>
-    <w:p>
-      <w:r>
-        <w:t>311) 24 _____</w:t>
-      </w:r>
-    </w:p>
-    <w:p>
-      <w:r>
-        <w:t>312) 35 _____</w:t>
-      </w:r>
-    </w:p>
-    <w:p>
-      <w:r>
-        <w:t>313) 9 _____</w:t>
-      </w:r>
-    </w:p>
-    <w:p>
-      <w:r>
-        <w:t>314) 10 _____</w:t>
-      </w:r>
-    </w:p>
-    <w:p>
-      <w:r>
-        <w:t>315) 56 _____</w:t>
-      </w:r>
-    </w:p>
-    <w:p>
-      <w:r>
-        <w:t>316) 14 _____</w:t>
-      </w:r>
-    </w:p>
-    <w:p>
-      <w:r>
-        <w:t>317) 6 _____</w:t>
-      </w:r>
-    </w:p>
-    <w:p>
-      <w:r>
-        <w:t>318) 48 _____</w:t>
-      </w:r>
-    </w:p>
-    <w:p>
-      <w:r>
-        <w:t>319) 48 _____</w:t>
-      </w:r>
-    </w:p>
-    <w:p>
-      <w:r>
-        <w:t>320) 4 _____</w:t>
-      </w:r>
-    </w:p>
-    <w:p>
-      <w:r>
-        <w:t>321) 9 _____</w:t>
-      </w:r>
-    </w:p>
-    <w:p>
-      <w:r>
-        <w:t>322) 54 _____</w:t>
-      </w:r>
-    </w:p>
-    <w:p>
-      <w:r>
-        <w:t>323) 40 _____</w:t>
-      </w:r>
-    </w:p>
-    <w:p>
-      <w:r>
-        <w:t>324) 35 _____</w:t>
-      </w:r>
-    </w:p>
-    <w:p>
-      <w:r>
-        <w:t>325) 6 _____</w:t>
-      </w:r>
-    </w:p>
-    <w:p>
-      <w:r>
-        <w:t>326) 20 _____</w:t>
-      </w:r>
-    </w:p>
-    <w:p>
-      <w:r>
-        <w:t>327) 21 _____</w:t>
-      </w:r>
-    </w:p>
-    <w:p>
-      <w:r>
-        <w:t>328) 30 _____</w:t>
-      </w:r>
-    </w:p>
-    <w:p>
-      <w:r>
-        <w:t>329) 80 _____</w:t>
-      </w:r>
-    </w:p>
-    <w:p>
-      <w:r>
-        <w:t>330) 9 _____</w:t>
-      </w:r>
-    </w:p>
-    <w:p>
-      <w:r>
-        <w:t>331) 6 _____</w:t>
-      </w:r>
-    </w:p>
-    <w:p>
-      <w:r>
-        <w:t>332) 30 _____</w:t>
-      </w:r>
-    </w:p>
-    <w:p>
-      <w:r>
-        <w:t>333) 10 _____</w:t>
-      </w:r>
-    </w:p>
-    <w:p>
-      <w:r>
-        <w:t>334) 20 _____</w:t>
-      </w:r>
-    </w:p>
-    <w:p>
-      <w:r>
-        <w:t>335) 10 _____</w:t>
-      </w:r>
-    </w:p>
-    <w:p>
-      <w:r>
-        <w:t>336) 63 _____</w:t>
-      </w:r>
-    </w:p>
-    <w:p>
-      <w:r>
-        <w:t>337) 60 _____</w:t>
-      </w:r>
-    </w:p>
-    <w:p>
-      <w:r>
-        <w:t>338) 4 _____</w:t>
-      </w:r>
-    </w:p>
-    <w:p>
-      <w:r>
-        <w:t>339) 10 _____</w:t>
-      </w:r>
-    </w:p>
-    <w:p>
-      <w:r>
-        <w:t>340) 20 _____</w:t>
-      </w:r>
-    </w:p>
-    <w:p>
-      <w:r>
-        <w:t>341) 18 _____</w:t>
-      </w:r>
-    </w:p>
-    <w:p>
-      <w:r>
-        <w:t>342) 28 _____</w:t>
-      </w:r>
-    </w:p>
-    <w:p>
-      <w:r>
-        <w:t>343) 4 _____</w:t>
-      </w:r>
-    </w:p>
-    <w:p>
-      <w:r>
-        <w:t>344) 15 _____</w:t>
-      </w:r>
-    </w:p>
-    <w:p>
-      <w:r>
-        <w:t>345) 80 _____</w:t>
-      </w:r>
-    </w:p>
-    <w:p>
-      <w:r>
-        <w:t>346) 3 _____</w:t>
-      </w:r>
-    </w:p>
-    <w:p>
-      <w:r>
-        <w:t>347) 80 _____</w:t>
-      </w:r>
-    </w:p>
-    <w:p>
-      <w:r>
-        <w:t>348) 40 _____</w:t>
-      </w:r>
-    </w:p>
-    <w:p>
-      <w:r>
-        <w:t>349) 30 _____</w:t>
-      </w:r>
-    </w:p>
-    <w:p>
-      <w:r>
-        <w:t>350) 72 _____</w:t>
-      </w:r>
-    </w:p>
-    <w:p>
-      <w:r>
-        <w:t>351) 40 _____</w:t>
-      </w:r>
-    </w:p>
-    <w:p>
-      <w:r>
-        <w:t>352) 8 _____</w:t>
-      </w:r>
-    </w:p>
-    <w:p>
-      <w:r>
-        <w:t>353) 21 _____</w:t>
-      </w:r>
-    </w:p>
-    <w:p>
-      <w:r>
-        <w:t>354) 70 _____</w:t>
-      </w:r>
-    </w:p>
-    <w:p>
-      <w:r>
-        <w:t>355) 5 _____</w:t>
-      </w:r>
-    </w:p>
-    <w:p>
-      <w:r>
-        <w:t>356) 50 _____</w:t>
-      </w:r>
-    </w:p>
-    <w:p>
-      <w:r>
-        <w:t>357) 64 _____</w:t>
-      </w:r>
-    </w:p>
-    <w:p>
-      <w:r>
-        <w:t>358) 6 _____</w:t>
-      </w:r>
-    </w:p>
-    <w:p>
-      <w:r>
-        <w:t>359) 24 _____</w:t>
-      </w:r>
-    </w:p>
-    <w:p>
-      <w:r>
-        <w:t>360) 32 _____</w:t>
-      </w:r>
-    </w:p>
-    <w:p>
-      <w:r>
-        <w:t>361) 42 _____</w:t>
-      </w:r>
-    </w:p>
-    <w:p>
-      <w:r>
-        <w:t>362) 8 _____</w:t>
-      </w:r>
-    </w:p>
-    <w:p>
-      <w:r>
-        <w:t>363) 80 _____</w:t>
-      </w:r>
-    </w:p>
-    <w:p>
-      <w:r>
-        <w:t>364) 100 _____</w:t>
-      </w:r>
-    </w:p>
-    <w:p>
-      <w:r>
-        <w:t>365) 30 _____</w:t>
-      </w:r>
-    </w:p>
-    <w:p>
-      <w:r>
-        <w:t>366) 72 _____</w:t>
-      </w:r>
-    </w:p>
-    <w:p>
-      <w:r>
-        <w:t>367) 32 _____</w:t>
-      </w:r>
-    </w:p>
-    <w:p>
-      <w:r>
-        <w:t>368) 5 _____</w:t>
-      </w:r>
-    </w:p>
-    <w:p>
-      <w:r>
-        <w:t>369) 10 _____</w:t>
-      </w:r>
-    </w:p>
-    <w:p>
-      <w:r>
-        <w:t>370) 20 _____</w:t>
-      </w:r>
-    </w:p>
-    <w:p>
-      <w:r>
-        <w:t>371) 3 _____</w:t>
-      </w:r>
-    </w:p>
-    <w:p>
-      <w:r>
-        <w:t>372) 7 _____</w:t>
-      </w:r>
-    </w:p>
-    <w:p>
-      <w:r>
-        <w:t>373) 14 _____</w:t>
-      </w:r>
-    </w:p>
-    <w:p>
-      <w:r>
-        <w:t>374) 70 _____</w:t>
-      </w:r>
-    </w:p>
-    <w:p>
-      <w:r>
-        <w:t>375) 4 _____</w:t>
-      </w:r>
-    </w:p>
-    <w:p>
-      <w:r>
-        <w:t>376) 60 _____</w:t>
-      </w:r>
-    </w:p>
-    <w:p>
-      <w:r>
-        <w:t>377) 4 _____</w:t>
-      </w:r>
-    </w:p>
-    <w:p>
-      <w:r>
-        <w:t>378) 7 _____</w:t>
-      </w:r>
-    </w:p>
-    <w:p>
-      <w:r>
-        <w:t>379) 30 _____</w:t>
-      </w:r>
-    </w:p>
-    <w:p>
-      <w:r>
-        <w:t>380) 54 _____</w:t>
-      </w:r>
-    </w:p>
-    <w:p>
-      <w:r>
-        <w:t>381) 10 _____</w:t>
-      </w:r>
-    </w:p>
-    <w:p>
-      <w:r>
-        <w:t>382) 16 _____</w:t>
-      </w:r>
-    </w:p>
-    <w:p>
-      <w:r>
-        <w:t>383) 35 _____</w:t>
-      </w:r>
-    </w:p>
-    <w:p>
-      <w:r>
-        <w:t>384) 15 _____</w:t>
-      </w:r>
-    </w:p>
-    <w:p>
-      <w:r>
-        <w:t>385) 21 _____</w:t>
-      </w:r>
-    </w:p>
-    <w:p>
-      <w:r>
-        <w:t>386) 50 _____</w:t>
-      </w:r>
-    </w:p>
-    <w:p>
-      <w:r>
-        <w:t>387) 2 _____</w:t>
-      </w:r>
-    </w:p>
-    <w:p>
-      <w:r>
-        <w:t>388) 15 _____</w:t>
-      </w:r>
-    </w:p>
-    <w:p>
-      <w:r>
-        <w:t>389) 20 _____</w:t>
-      </w:r>
-    </w:p>
-    <w:p>
-      <w:r>
-        <w:t>390) 5 _____</w:t>
-      </w:r>
-    </w:p>
-    <w:p>
-      <w:r>
-        <w:t>391) 45 _____</w:t>
-      </w:r>
-    </w:p>
-    <w:p>
-      <w:r>
-        <w:t>392) 42 _____</w:t>
-      </w:r>
-    </w:p>
-    <w:p>
-      <w:r>
-        <w:t>393) 54 _____</w:t>
-      </w:r>
-    </w:p>
-    <w:p>
-      <w:r>
-        <w:t>394) 10 _____</w:t>
-      </w:r>
-    </w:p>
-    <w:p>
-      <w:r>
-        <w:t>395) 36 _____</w:t>
-      </w:r>
-    </w:p>
-    <w:p>
-      <w:r>
-        <w:t>396) 24 _____</w:t>
-      </w:r>
-    </w:p>
-    <w:p>
-      <w:r>
-        <w:t>397) 4 _____</w:t>
-      </w:r>
-    </w:p>
-    <w:p>
-      <w:r>
-        <w:t>398) 9 _____</w:t>
-      </w:r>
-    </w:p>
-    <w:p>
-      <w:r>
-        <w:t>399) 15 _____</w:t>
-      </w:r>
-    </w:p>
-    <w:p>
-      <w:r>
-        <w:t>400) 4 _____</w:t>
+        <w:t>20) -57 _____</w:t>
       </w:r>
     </w:p>
     <w:sectPr>
